--- a/quantori_classic.docx
+++ b/quantori_classic.docx
@@ -252,11 +252,35 @@
         </w:rPr>
       </w:pPr>
       <w:r>
+        <w:t xml:space="preserve">{%p if job.dates.start or job.dates.end %}</w:t>
+      </w:r>
+    </w:p>
+    <w:p>
+      <w:pPr>
+        <w:keepNext/>
         <w:rPr>
           <w:b/>
           <w:bCs/>
         </w:rPr>
-        <w:t>{{ job.dates.start }} – {{ job.dates.end }}</w:t>
+      </w:pPr>
+      <w:r>
+        <w:rPr>
+          <w:b/>
+          <w:bCs/>
+        </w:rPr>
+        <w:t>{{ job.dates.start }}{% if job.dates.start and job.dates.end %} – {% endif %}{{ job.dates.end }}</w:t>
+      </w:r>
+    </w:p>
+    <w:p>
+      <w:pPr>
+        <w:keepNext/>
+        <w:rPr>
+          <w:b/>
+          <w:bCs/>
+        </w:rPr>
+      </w:pPr>
+      <w:r>
+        <w:t xml:space="preserve">{%p endif %}</w:t>
       </w:r>
     </w:p>
     <w:p>
@@ -286,6 +310,14 @@
         <w:keepNext/>
       </w:pPr>
       <w:r>
+        <w:t xml:space="preserve">{%p if job.role %}</w:t>
+      </w:r>
+    </w:p>
+    <w:p>
+      <w:pPr>
+        <w:keepNext/>
+      </w:pPr>
+      <w:r>
         <w:rPr>
           <w:b/>
           <w:bCs/>
@@ -294,6 +326,14 @@
       </w:r>
       <w:r>
         <w:t xml:space="preserve"> {{ job.role }}</w:t>
+      </w:r>
+    </w:p>
+    <w:p>
+      <w:pPr>
+        <w:keepNext/>
+      </w:pPr>
+      <w:r>
+        <w:t xml:space="preserve">{%p endif %}</w:t>
       </w:r>
     </w:p>
     <w:p>
